--- a/docs/word/ObsidianDQ A Local Hybrid Agentic Framework for Autonomous Data Quality Investigation and Remediation.docx
+++ b/docs/word/ObsidianDQ A Local Hybrid Agentic Framework for Autonomous Data Quality Investigation and Remediation.docx
@@ -57,6 +57,16 @@
           <w:sz w:val="16"/>
         </w:rPr>
       </w:pPr>
+    </w:p>
+    <w:p>
+      <w:pPr>
+        <w:spacing w:before="94"/>
+        <w:ind w:left="42"/>
+        <w:jc w:val="left"/>
+        <w:rPr>
+          <w:sz w:val="16"/>
+        </w:rPr>
+      </w:pPr>
       <w:proofErr w:type="spellStart"/>
       <w:r>
         <w:rPr>
@@ -178,40 +188,16 @@
           <w:szCs w:val="16"/>
         </w:rPr>
       </w:pPr>
-      <w:r>
-        <w:rPr>
-          <w:sz w:val="16"/>
-          <w:szCs w:val="16"/>
-        </w:rPr>
-        <w:t>koushal@gmail.com</w:t>
-      </w:r>
-    </w:p>
-    <w:p>
-      <w:pPr>
-        <w:jc w:val="left"/>
-        <w:rPr>
-          <w:rFonts w:eastAsia="MS Mincho"/>
-          <w:kern w:val="48"/>
-          <w:sz w:val="16"/>
-          <w:szCs w:val="16"/>
-        </w:rPr>
-      </w:pPr>
-    </w:p>
-    <w:p>
-      <w:pPr>
-        <w:spacing w:before="94"/>
-        <w:ind w:left="42"/>
-        <w:jc w:val="left"/>
-        <w:rPr>
-          <w:sz w:val="16"/>
-        </w:rPr>
-      </w:pPr>
-      <w:r>
-        <w:rPr>
-          <w:sz w:val="16"/>
-        </w:rPr>
-        <w:t>Karthick S</w:t>
-      </w:r>
+      <w:hyperlink r:id="rId9" w:history="1">
+        <w:r>
+          <w:rPr>
+            <w:rStyle w:val="Hyperlink"/>
+            <w:sz w:val="16"/>
+            <w:szCs w:val="16"/>
+          </w:rPr>
+          <w:t>koushaljayanthi@gmail.com</w:t>
+        </w:r>
+      </w:hyperlink>
     </w:p>
     <w:p>
       <w:pPr>
@@ -225,6 +211,31 @@
           <w:szCs w:val="16"/>
         </w:rPr>
       </w:pPr>
+    </w:p>
+    <w:p>
+      <w:pPr>
+        <w:spacing w:before="94"/>
+        <w:ind w:left="42"/>
+        <w:jc w:val="left"/>
+        <w:rPr>
+          <w:sz w:val="16"/>
+        </w:rPr>
+      </w:pPr>
+      <w:r>
+        <w:rPr>
+          <w:sz w:val="16"/>
+        </w:rPr>
+        <w:t>Karthick S</w:t>
+      </w:r>
+    </w:p>
+    <w:p>
+      <w:pPr>
+        <w:ind w:left="42"/>
+        <w:jc w:val="left"/>
+        <w:rPr>
+          <w:color w:val="000000" w:themeColor="text1"/>
+        </w:rPr>
+      </w:pPr>
       <w:r>
         <w:rPr>
           <w:sz w:val="16"/>
@@ -309,23 +320,16 @@
         </w:rPr>
         <w:t xml:space="preserve">Chennai, </w:t>
       </w:r>
-      <w:hyperlink r:id="rId9">
+      <w:hyperlink r:id="rId10" w:history="1">
         <w:r>
           <w:rPr>
-            <w:color w:val="000000" w:themeColor="text1"/>
+            <w:rStyle w:val="Hyperlink"/>
             <w:spacing w:val="-2"/>
             <w:sz w:val="16"/>
-            <w:u w:val="single" w:color="0462C1"/>
           </w:rPr>
           <w:t>h2karthi04@gmail.com</w:t>
         </w:r>
       </w:hyperlink>
-      <w:r>
-        <w:rPr>
-          <w:color w:val="000000" w:themeColor="text1"/>
-        </w:rPr>
-        <w:t xml:space="preserve"> </w:t>
-      </w:r>
     </w:p>
     <w:p>
       <w:pPr>
@@ -450,20 +454,6 @@
     <w:p>
       <w:pPr>
         <w:jc w:val="left"/>
-        <w:rPr>
-          <w:sz w:val="16"/>
-        </w:rPr>
-      </w:pPr>
-      <w:r>
-        <w:rPr>
-          <w:rFonts w:eastAsia="MS Mincho"/>
-          <w:kern w:val="48"/>
-          <w:sz w:val="16"/>
-          <w:szCs w:val="16"/>
-        </w:rPr>
-        <w:t>priyadharsiniravisankar</w:t>
-      </w:r>
-      <w:r>
         <w:rPr>
           <w:rFonts w:eastAsia="MS Mincho"/>
           <w:kern w:val="48"/>
@@ -471,8 +461,27 @@
           <w:szCs w:val="16"/>
           <w:u w:val="single"/>
         </w:rPr>
-        <w:t>@rajalakshmi.edu.in</w:t>
-      </w:r>
+      </w:pPr>
+      <w:hyperlink r:id="rId11" w:history="1">
+        <w:r>
+          <w:rPr>
+            <w:rStyle w:val="Hyperlink"/>
+            <w:rFonts w:eastAsia="MS Mincho"/>
+            <w:kern w:val="48"/>
+            <w:sz w:val="16"/>
+            <w:szCs w:val="16"/>
+          </w:rPr>
+          <w:t>priyadharsiniravisankar@rajalakshmi.edu.in</w:t>
+        </w:r>
+      </w:hyperlink>
+    </w:p>
+    <w:p>
+      <w:pPr>
+        <w:jc w:val="left"/>
+        <w:rPr>
+          <w:sz w:val="16"/>
+        </w:rPr>
+      </w:pPr>
     </w:p>
     <w:p>
       <w:pPr>
@@ -507,6 +516,15 @@
       <w:pPr>
         <w:jc w:val="left"/>
         <w:rPr>
+          <w:spacing w:val="-2"/>
+          <w:sz w:val="16"/>
+        </w:rPr>
+      </w:pPr>
+    </w:p>
+    <w:p>
+      <w:pPr>
+        <w:jc w:val="left"/>
+        <w:rPr>
           <w:sz w:val="16"/>
         </w:rPr>
       </w:pPr>
@@ -636,7 +654,7 @@
           <w:u w:val="single"/>
         </w:rPr>
       </w:pPr>
-      <w:hyperlink r:id="rId10" w:history="1">
+      <w:hyperlink r:id="rId12" w:history="1">
         <w:r>
           <w:rPr>
             <w:rStyle w:val="Hyperlink"/>
@@ -1417,6 +1435,7 @@
         <w:rPr>
           <w:i/>
           <w:iCs/>
+          <w:noProof/>
         </w:rPr>
         <w:drawing>
           <wp:inline distT="0" distB="0" distL="0" distR="0" wp14:anchorId="3F62A539" wp14:editId="1DE47CE8">
@@ -1436,7 +1455,7 @@
                     </pic:cNvPicPr>
                   </pic:nvPicPr>
                   <pic:blipFill>
-                    <a:blip r:embed="rId11" cstate="print">
+                    <a:blip r:embed="rId13" cstate="print">
                       <a:extLst>
                         <a:ext uri="{28A0092B-C50C-407E-A947-70E740481C1C}">
                           <a14:useLocalDpi xmlns:a14="http://schemas.microsoft.com/office/drawing/2010/main" val="0"/>
@@ -1553,14 +1572,9 @@
       </w:r>
       <w:proofErr w:type="spellStart"/>
       <w:r>
-        <w:t>stg_</w:t>
-      </w:r>
-      <w:proofErr w:type="gramStart"/>
-      <w:r>
-        <w:t>orders.parquet</w:t>
+        <w:t>stg_orders.parquet</w:t>
       </w:r>
       <w:proofErr w:type="spellEnd"/>
-      <w:proofErr w:type="gramEnd"/>
       <w:r>
         <w:t xml:space="preserve"> as the primary staging table and raw_customers.csv as an upstream dependency.</w:t>
       </w:r>
@@ -1676,23 +1690,7 @@
         <w:jc w:val="both"/>
       </w:pPr>
       <w:r>
-        <w:t xml:space="preserve">H = </w:t>
-      </w:r>
-      <w:proofErr w:type="gramStart"/>
-      <w:r>
-        <w:t>max(</w:t>
-      </w:r>
-      <w:proofErr w:type="gramEnd"/>
-      <w:r>
-        <w:t xml:space="preserve">0, </w:t>
-      </w:r>
-      <w:proofErr w:type="gramStart"/>
-      <w:r>
-        <w:t>min(</w:t>
-      </w:r>
-      <w:proofErr w:type="gramEnd"/>
-      <w:r>
-        <w:t>100, 100 - (15N_HIGH + 5N_MED + 2N_LOW)))</w:t>
+        <w:t>H = max(0, min(100, 100 - (15N_HIGH + 5N_MED + 2N_LOW)))</w:t>
       </w:r>
     </w:p>
     <w:p>
@@ -2053,6 +2051,7 @@
         <w:rPr>
           <w:i/>
           <w:iCs/>
+          <w:noProof/>
         </w:rPr>
         <w:drawing>
           <wp:inline distT="0" distB="0" distL="0" distR="0" wp14:anchorId="14EFB3FA" wp14:editId="04988180">
@@ -2072,7 +2071,7 @@
                     </pic:cNvPicPr>
                   </pic:nvPicPr>
                   <pic:blipFill>
-                    <a:blip r:embed="rId12" cstate="print">
+                    <a:blip r:embed="rId14" cstate="print">
                       <a:extLst>
                         <a:ext uri="{28A0092B-C50C-407E-A947-70E740481C1C}">
                           <a14:useLocalDpi xmlns:a14="http://schemas.microsoft.com/office/drawing/2010/main" val="0"/>
@@ -2145,31 +2144,15 @@
           <w:b/>
           <w:bCs/>
         </w:rPr>
-        <w:t>get_sample_</w:t>
-      </w:r>
-      <w:proofErr w:type="gramStart"/>
+        <w:t>get_sample_rows</w:t>
+      </w:r>
+      <w:proofErr w:type="spellEnd"/>
       <w:r>
         <w:rPr>
           <w:b/>
           <w:bCs/>
         </w:rPr>
-        <w:t>rows</w:t>
-      </w:r>
-      <w:proofErr w:type="spellEnd"/>
-      <w:r>
-        <w:rPr>
-          <w:b/>
-          <w:bCs/>
-        </w:rPr>
-        <w:t>(</w:t>
-      </w:r>
-      <w:proofErr w:type="gramEnd"/>
-      <w:r>
-        <w:rPr>
-          <w:b/>
-          <w:bCs/>
-        </w:rPr>
-        <w:t>column, condition):</w:t>
+        <w:t>(column, condition):</w:t>
       </w:r>
       <w:r>
         <w:t xml:space="preserve"> Retrieves a limited number of offending records.</w:t>
@@ -2254,31 +2237,15 @@
           <w:b/>
           <w:bCs/>
         </w:rPr>
-        <w:t>search_similar_</w:t>
-      </w:r>
-      <w:proofErr w:type="gramStart"/>
+        <w:t>search_similar_incidents</w:t>
+      </w:r>
+      <w:proofErr w:type="spellEnd"/>
       <w:r>
         <w:rPr>
           <w:b/>
           <w:bCs/>
         </w:rPr>
-        <w:t>incidents</w:t>
-      </w:r>
-      <w:proofErr w:type="spellEnd"/>
-      <w:r>
-        <w:rPr>
-          <w:b/>
-          <w:bCs/>
-        </w:rPr>
-        <w:t>(</w:t>
-      </w:r>
-      <w:proofErr w:type="gramEnd"/>
-      <w:r>
-        <w:rPr>
-          <w:b/>
-          <w:bCs/>
-        </w:rPr>
-        <w:t>column, rule):</w:t>
+        <w:t>(column, rule):</w:t>
       </w:r>
       <w:r>
         <w:t xml:space="preserve"> Searches historical incidents stored in </w:t>
@@ -3006,25 +2973,7 @@
             <w:rPr>
               <w:rFonts w:ascii="Cambria Math" w:hAnsi="Cambria Math"/>
             </w:rPr>
-            <m:t>OR</m:t>
-          </m:r>
-          <m:r>
-            <m:rPr>
-              <m:sty m:val="bi"/>
-            </m:rPr>
-            <w:rPr>
-              <w:rFonts w:ascii="Cambria Math" w:hAnsi="Cambria Math"/>
-            </w:rPr>
-            <m:t xml:space="preserve"> </m:t>
-          </m:r>
-          <m:r>
-            <m:rPr>
-              <m:sty m:val="bi"/>
-            </m:rPr>
-            <w:rPr>
-              <w:rFonts w:ascii="Cambria Math" w:hAnsi="Cambria Math"/>
-            </w:rPr>
-            <m:t>(Critic = REVISION_EXHAUSTED)</m:t>
+            <m:t>OR (Critic = REVISION_EXHAUSTED)</m:t>
           </m:r>
         </m:oMath>
       </m:oMathPara>
@@ -3166,7 +3115,7 @@
                     </pic:cNvPicPr>
                   </pic:nvPicPr>
                   <pic:blipFill>
-                    <a:blip r:embed="rId13" cstate="print">
+                    <a:blip r:embed="rId15" cstate="print">
                       <a:extLst>
                         <a:ext uri="{28A0092B-C50C-407E-A947-70E740481C1C}">
                           <a14:useLocalDpi xmlns:a14="http://schemas.microsoft.com/office/drawing/2010/main" val="0"/>
@@ -3231,7 +3180,7 @@
                     </pic:cNvPicPr>
                   </pic:nvPicPr>
                   <pic:blipFill>
-                    <a:blip r:embed="rId14" cstate="print">
+                    <a:blip r:embed="rId16" cstate="print">
                       <a:extLst>
                         <a:ext uri="{28A0092B-C50C-407E-A947-70E740481C1C}">
                           <a14:useLocalDpi xmlns:a14="http://schemas.microsoft.com/office/drawing/2010/main" val="0"/>
@@ -3419,26 +3368,16 @@
         <w:t xml:space="preserve">ON </w:t>
       </w:r>
       <w:proofErr w:type="spellStart"/>
-      <w:proofErr w:type="gramStart"/>
-      <w:r>
-        <w:t>o.customer</w:t>
-      </w:r>
-      <w:proofErr w:type="gramEnd"/>
-      <w:r>
-        <w:t>_id</w:t>
+      <w:r>
+        <w:t>o.customer_id</w:t>
       </w:r>
       <w:proofErr w:type="spellEnd"/>
       <w:r>
         <w:t xml:space="preserve"> = </w:t>
       </w:r>
       <w:proofErr w:type="spellStart"/>
-      <w:proofErr w:type="gramStart"/>
-      <w:r>
-        <w:t>c.cust</w:t>
-      </w:r>
-      <w:proofErr w:type="gramEnd"/>
-      <w:r>
-        <w:t>_id</w:t>
+      <w:r>
+        <w:t>c.cust_id</w:t>
       </w:r>
       <w:proofErr w:type="spellEnd"/>
     </w:p>
@@ -3542,7 +3481,7 @@
                     </pic:cNvPicPr>
                   </pic:nvPicPr>
                   <pic:blipFill>
-                    <a:blip r:embed="rId15" cstate="print">
+                    <a:blip r:embed="rId17" cstate="print">
                       <a:extLst>
                         <a:ext uri="{28A0092B-C50C-407E-A947-70E740481C1C}">
                           <a14:useLocalDpi xmlns:a14="http://schemas.microsoft.com/office/drawing/2010/main" val="0"/>
@@ -3579,13 +3518,7 @@
         <w:jc w:val="both"/>
       </w:pPr>
       <w:r>
-        <w:t xml:space="preserve">Figure </w:t>
-      </w:r>
-      <w:r>
-        <w:t>4</w:t>
-      </w:r>
-      <w:r>
-        <w:t xml:space="preserve"> presents the frontend representation of the SQL healing operation. The interface allows the engineer to inspect the original and transformed SQL representations and review the deterministic change produced by the AST-based transformation. This provides visibility into the proposed SQL correction without allowing the LLM to directly modify or execute the query.</w:t>
+        <w:t>Figure 4 presents the frontend representation of the SQL healing operation. The interface allows the engineer to inspect the original and transformed SQL representations and review the deterministic change produced by the AST-based transformation. This provides visibility into the proposed SQL correction without allowing the LLM to directly modify or execute the query.</w:t>
       </w:r>
     </w:p>
     <w:p>
@@ -4246,21 +4179,7 @@
         <w:rPr>
           <w:rFonts w:eastAsia="Times New Roman"/>
         </w:rPr>
-        <w:t xml:space="preserve">The frontend is implemented using Next.js 14 and </w:t>
-      </w:r>
-      <w:proofErr w:type="gramStart"/>
-      <w:r>
-        <w:rPr>
-          <w:rFonts w:eastAsia="Times New Roman"/>
-        </w:rPr>
-        <w:t>React</w:t>
-      </w:r>
-      <w:proofErr w:type="gramEnd"/>
-      <w:r>
-        <w:rPr>
-          <w:rFonts w:eastAsia="Times New Roman"/>
-        </w:rPr>
-        <w:t>.</w:t>
+        <w:t>The frontend is implemented using Next.js 14 and React.</w:t>
       </w:r>
     </w:p>
     <w:p>
@@ -4446,7 +4365,7 @@
                     </pic:cNvPicPr>
                   </pic:nvPicPr>
                   <pic:blipFill>
-                    <a:blip r:embed="rId16" cstate="print">
+                    <a:blip r:embed="rId18" cstate="print">
                       <a:extLst>
                         <a:ext uri="{28A0092B-C50C-407E-A947-70E740481C1C}">
                           <a14:useLocalDpi xmlns:a14="http://schemas.microsoft.com/office/drawing/2010/main" val="0"/>
@@ -4567,7 +4486,7 @@
                     </pic:cNvPicPr>
                   </pic:nvPicPr>
                   <pic:blipFill>
-                    <a:blip r:embed="rId17" cstate="print">
+                    <a:blip r:embed="rId19" cstate="print">
                       <a:extLst>
                         <a:ext uri="{28A0092B-C50C-407E-A947-70E740481C1C}">
                           <a14:useLocalDpi xmlns:a14="http://schemas.microsoft.com/office/drawing/2010/main" val="0"/>
@@ -4710,7 +4629,7 @@
                     </pic:cNvPicPr>
                   </pic:nvPicPr>
                   <pic:blipFill>
-                    <a:blip r:embed="rId18" cstate="print">
+                    <a:blip r:embed="rId20" cstate="print">
                       <a:extLst>
                         <a:ext uri="{28A0092B-C50C-407E-A947-70E740481C1C}">
                           <a14:useLocalDpi xmlns:a14="http://schemas.microsoft.com/office/drawing/2010/main" val="0"/>
@@ -5438,20 +5357,33 @@
           <w:b/>
           <w:bCs/>
         </w:rPr>
-        <w:t>A. External LLM Availability</w:t>
-      </w:r>
+        <w:t>A. External LLM Availability:</w:t>
+      </w:r>
+      <w:r>
+        <w:t xml:space="preserve"> Live multi-agent investigation depends on external LLM API availability. Free-tier or externally imposed quotas can result in HTTP 429 rate-limit errors during multi-turn tool interactions.</w:t>
+      </w:r>
+    </w:p>
+    <w:p>
+      <w:pPr>
+        <w:jc w:val="both"/>
+      </w:pPr>
+    </w:p>
+    <w:p>
+      <w:pPr>
+        <w:jc w:val="both"/>
+      </w:pPr>
       <w:r>
         <w:rPr>
           <w:b/>
           <w:bCs/>
         </w:rPr>
-        <w:t>:</w:t>
-      </w:r>
-      <w:r>
-        <w:t xml:space="preserve"> </w:t>
-      </w:r>
-      <w:r>
-        <w:t>Live multi-agent investigation depends on external LLM API availability. Free-tier or externally imposed quotas can result in HTTP 429 rate-limit errors during multi-turn tool interactions.</w:t>
+        <w:t>B. Critic Fallback:</w:t>
+      </w:r>
+      <w:r>
+        <w:t xml:space="preserve"> If the Critic Agent's LLM call fails, the current implementation can default to approving the run. </w:t>
+      </w:r>
+      <w:r>
+        <w:t>Although downstream controls can still detect high-risk proposals, the critic itself should ideally fail closed. This is an identified safety limitation and should be addressed before treating the system as production-ready.</w:t>
       </w:r>
     </w:p>
     <w:p>
@@ -5468,117 +5400,46 @@
           <w:b/>
           <w:bCs/>
         </w:rPr>
-        <w:t>B. Critic Fallback</w:t>
-      </w:r>
+        <w:t>C. In-Memory Checkpointing:</w:t>
+      </w:r>
+      <w:r>
+        <w:t xml:space="preserve"> The current </w:t>
+      </w:r>
+      <w:proofErr w:type="spellStart"/>
+      <w:r>
+        <w:t>LangGraph</w:t>
+      </w:r>
+      <w:proofErr w:type="spellEnd"/>
+      <w:r>
+        <w:t xml:space="preserve"> workflow uses </w:t>
+      </w:r>
+      <w:proofErr w:type="spellStart"/>
+      <w:r>
+        <w:t>MemorySaver</w:t>
+      </w:r>
+      <w:proofErr w:type="spellEnd"/>
+      <w:r>
+        <w:t xml:space="preserve"> for checkpointing. Because the state is held in process memory, restarting the backend can remove paused approval states. A persistent checkpointing mechanism such as PostgreSQL would be required for reliable deployment across service restarts.</w:t>
+      </w:r>
+    </w:p>
+    <w:p>
+      <w:pPr>
+        <w:jc w:val="both"/>
+      </w:pPr>
+    </w:p>
+    <w:p>
+      <w:pPr>
+        <w:jc w:val="both"/>
+      </w:pPr>
       <w:r>
         <w:rPr>
           <w:b/>
           <w:bCs/>
         </w:rPr>
-        <w:t>:</w:t>
-      </w:r>
-      <w:r>
-        <w:t xml:space="preserve"> </w:t>
-      </w:r>
-      <w:r>
-        <w:t xml:space="preserve">If the Critic Agent's LLM call fails, the current implementation can default to approving the run. </w:t>
-      </w:r>
-      <w:r>
-        <w:t>Although downstream controls can still detect high-risk proposals, the critic itself should ideally fail closed.</w:t>
-      </w:r>
-      <w:r>
-        <w:t xml:space="preserve"> </w:t>
-      </w:r>
-      <w:r>
-        <w:t>This is an identified safety limitation and should be addressed before treating the system as production-ready.</w:t>
-      </w:r>
-    </w:p>
-    <w:p>
-      <w:pPr>
-        <w:jc w:val="both"/>
-      </w:pPr>
-    </w:p>
-    <w:p>
-      <w:pPr>
-        <w:jc w:val="both"/>
-      </w:pPr>
-      <w:r>
-        <w:rPr>
-          <w:b/>
-          <w:bCs/>
-        </w:rPr>
-        <w:t>C. In-Memory Checkpointing</w:t>
-      </w:r>
-      <w:r>
-        <w:rPr>
-          <w:b/>
-          <w:bCs/>
-        </w:rPr>
-        <w:t>:</w:t>
-      </w:r>
-      <w:r>
-        <w:t xml:space="preserve"> </w:t>
-      </w:r>
-      <w:r>
-        <w:t xml:space="preserve">The current </w:t>
-      </w:r>
-      <w:proofErr w:type="spellStart"/>
-      <w:r>
-        <w:t>LangGraph</w:t>
-      </w:r>
-      <w:proofErr w:type="spellEnd"/>
-      <w:r>
-        <w:t xml:space="preserve"> workflow uses </w:t>
-      </w:r>
-      <w:proofErr w:type="spellStart"/>
-      <w:r>
-        <w:t>MemorySaver</w:t>
-      </w:r>
-      <w:proofErr w:type="spellEnd"/>
-      <w:r>
-        <w:t xml:space="preserve"> for checkpointing. Because the state is held in process memory, restarting the backend can remove paused approval states.</w:t>
-      </w:r>
-      <w:r>
-        <w:t xml:space="preserve"> </w:t>
-      </w:r>
-      <w:r>
-        <w:t>A persistent checkpointing mechanism such as PostgreSQL would be required for reliable deployment across service restarts.</w:t>
-      </w:r>
-    </w:p>
-    <w:p>
-      <w:pPr>
-        <w:jc w:val="both"/>
-      </w:pPr>
-    </w:p>
-    <w:p>
-      <w:pPr>
-        <w:jc w:val="both"/>
-      </w:pPr>
-      <w:r>
-        <w:rPr>
-          <w:b/>
-          <w:bCs/>
-        </w:rPr>
-        <w:t>D. Schema-Coupled Rules</w:t>
-      </w:r>
-      <w:r>
-        <w:rPr>
-          <w:b/>
-          <w:bCs/>
-        </w:rPr>
-        <w:t>:</w:t>
-      </w:r>
-      <w:r>
-        <w:t xml:space="preserve"> </w:t>
-      </w:r>
-      <w:r>
-        <w:t>Several validation rules are currently designed around the benchmark e-commerce schema. Rules such as PRICE_NON_NEGATIVE and ORDER_DATE_RANGE are therefore not fully domain independent.</w:t>
-      </w:r>
-      <w:r>
-        <w:t xml:space="preserve"> </w:t>
-      </w:r>
-      <w:r>
-        <w:t>Supporting arbitrary data domains would require a configuration-driven rule specification or a declarative rule DSL.</w:t>
+        <w:t>D. Schema-Coupled Rules:</w:t>
+      </w:r>
+      <w:r>
+        <w:t xml:space="preserve"> Several validation rules are currently designed around the benchmark e-commerce schema. Rules such as PRICE_NON_NEGATIVE and ORDER_DATE_RANGE are therefore not fully domain independent. Supporting arbitrary data domains would require a configuration-driven rule specification or a declarative rule DSL.</w:t>
       </w:r>
     </w:p>
     <w:p>
@@ -5759,7 +5620,7 @@
         <w:lastRenderedPageBreak/>
         <w:t xml:space="preserve">[3] T. Mao et al., "SQLGlot: An extensible SQL parser and transpiler," 2024. [Online]. Available: </w:t>
       </w:r>
-      <w:hyperlink r:id="rId19" w:history="1">
+      <w:hyperlink r:id="rId21" w:history="1">
         <w:r>
           <w:rPr>
             <w:rStyle w:val="Hyperlink"/>
@@ -5817,7 +5678,7 @@
       <w:r>
         <w:t xml:space="preserve">[6] LangChain AI, "LangGraph: Building stateful, multi-actor applications with LLMs," 2024. [Online]. Available: </w:t>
       </w:r>
-      <w:hyperlink r:id="rId20" w:history="1">
+      <w:hyperlink r:id="rId22" w:history="1">
         <w:r>
           <w:rPr>
             <w:rStyle w:val="Hyperlink"/>
@@ -5875,7 +5736,7 @@
       <w:r>
         <w:t xml:space="preserve">[9] Great Expectations Consortium, "Standardizing declarative data assertions for modern pipelines," Superconductive, 2023. [Online]. Available: </w:t>
       </w:r>
-      <w:hyperlink r:id="rId21" w:history="1">
+      <w:hyperlink r:id="rId23" w:history="1">
         <w:r>
           <w:rPr>
             <w:rStyle w:val="Hyperlink"/>
@@ -5904,7 +5765,7 @@
       <w:r>
         <w:t xml:space="preserve">[11] S. Tiangolo, "FastAPI: High performance modern web framework," 2024. [Online]. Available: </w:t>
       </w:r>
-      <w:hyperlink r:id="rId22" w:history="1">
+      <w:hyperlink r:id="rId24" w:history="1">
         <w:r>
           <w:rPr>
             <w:rStyle w:val="Hyperlink"/>
@@ -9863,15 +9724,6 @@
   </w:num>
   <w:num w:numId="25" w16cid:durableId="2080201448">
     <w:abstractNumId w:val="9"/>
-    <w:lvlOverride w:ilvl="0"/>
-    <w:lvlOverride w:ilvl="1"/>
-    <w:lvlOverride w:ilvl="2"/>
-    <w:lvlOverride w:ilvl="3"/>
-    <w:lvlOverride w:ilvl="4"/>
-    <w:lvlOverride w:ilvl="5"/>
-    <w:lvlOverride w:ilvl="6"/>
-    <w:lvlOverride w:ilvl="7"/>
-    <w:lvlOverride w:ilvl="8"/>
   </w:num>
   <w:num w:numId="26" w16cid:durableId="784425276">
     <w:abstractNumId w:val="0"/>
@@ -10318,6 +10170,7 @@
   <w:style w:type="character" w:default="1" w:styleId="DefaultParagraphFont">
     <w:name w:val="Default Paragraph Font"/>
     <w:uiPriority w:val="1"/>
+    <w:semiHidden/>
     <w:unhideWhenUsed/>
   </w:style>
   <w:style w:type="table" w:default="1" w:styleId="TableNormal">
